--- a/thesis_paper/manuscript_5_chapter/docx_output/chapter5_discussion_conclusion.docx
+++ b/thesis_paper/manuscript_5_chapter/docx_output/chapter5_discussion_conclusion.docx
@@ -2,7 +2,7 @@
 <file path=word/document.xml><?xml version="1.0" encoding="utf-8"?>
 <w:document xmlns:w="http://schemas.openxmlformats.org/wordprocessingml/2006/main" xmlns:m="http://schemas.openxmlformats.org/officeDocument/2006/math" xmlns:r="http://schemas.openxmlformats.org/officeDocument/2006/relationships" xmlns:o="urn:schemas-microsoft-com:office:office" xmlns:v="urn:schemas-microsoft-com:vml" xmlns:w10="urn:schemas-microsoft-com:office:word" xmlns:a="http://schemas.openxmlformats.org/drawingml/2006/main" xmlns:pic="http://schemas.openxmlformats.org/drawingml/2006/picture" xmlns:wp="http://schemas.openxmlformats.org/drawingml/2006/wordprocessingDrawing">
   <w:body>
-    <w:bookmarkStart w:id="31" w:name="第5章-总结与展望"/>
+    <w:bookmarkStart w:id="42" w:name="第5章-总结与展望"/>
     <w:p>
       <w:pPr>
         <w:pStyle w:val="1"/>
@@ -557,13 +557,13 @@
       </w:r>
     </w:p>
     <w:bookmarkEnd w:id="24"/>
-    <w:bookmarkStart w:id="25" w:name="局限性与改进空间"/>
+    <w:bookmarkStart w:id="25" w:name="理论极限与不确定性缺失"/>
     <w:p>
       <w:pPr>
         <w:pStyle w:val="3"/>
       </w:pPr>
       <w:r>
-        <w:t xml:space="preserve">5.2.2 局限性与改进空间</w:t>
+        <w:t xml:space="preserve">5.2.2 理论极限与不确定性缺失</w:t>
       </w:r>
     </w:p>
     <w:p>
@@ -644,7 +644,7 @@
     </w:p>
     <w:bookmarkEnd w:id="25"/>
     <w:bookmarkEnd w:id="26"/>
-    <w:bookmarkStart w:id="29" w:name="未来工作展望"/>
+    <w:bookmarkStart w:id="40" w:name="未来工作展望"/>
     <w:p>
       <w:pPr>
         <w:pStyle w:val="2"/>
@@ -661,7 +661,7 @@
         <w:t xml:space="preserve">针对上述局限与科学机器学习（SciML）的前沿趋势，未来的研究可从以下维度展开：</w:t>
       </w:r>
     </w:p>
-    <w:bookmarkStart w:id="27" w:name="X76411f1e8fbdb24f989e8d358022b6de75619f8"/>
+    <w:bookmarkStart w:id="30" w:name="X76411f1e8fbdb24f989e8d358022b6de75619f8"/>
     <w:p>
       <w:pPr>
         <w:pStyle w:val="3"/>
@@ -675,7 +675,7 @@
         <w:pStyle w:val="11"/>
       </w:pPr>
       <w:r>
-        <w:t xml:space="preserve">44→突破静态网格观测的限制，未来的观测系统将具备“智能”。结合</w:t>
+        <w:t xml:space="preserve">突破静态网格观测的限制，未来的观测系统将具备“智能”。结合</w:t>
       </w:r>
       <w:r>
         <w:rPr>
@@ -688,31 +688,53 @@
         <w:t xml:space="preserve">，可以将物理场重构建模为序列决策过程（Sequential Decision Process）：智能体（Agent）根据当前重建场的信息熵或物理残差分布，动态规划下一个最优观测位置（Next-best View）。这种“感知—决策—行动”的闭环不仅能最大化信息增益（Information Gain），还能针对激波、剪切层等高动态区域实现自适应加密观测，以最小的传感器成本实现物理特征的完备捕获。</w:t>
       </w:r>
     </w:p>
-    <w:tbl>
-      <w:tblPr>
-        <w:tblStyle w:val="FigureTable"/>
-        <w:tblW w:type="auto" w:w="0"/>
-        <w:tblLook w:firstRow="0" w:lastRow="0" w:firstColumn="0" w:lastColumn="0"/>
-        <w:jc w:val="center"/>
-      </w:tblPr>
-      <w:tblGrid>
-        <w:gridCol w:w="7920"/>
-      </w:tblGrid>
-      <w:tr>
-        <w:tc>
-          <w:tcPr/>
-          <w:p>
-            <w:pPr>
-              <w:pStyle w:val="Compact"/>
-              <w:jc w:val="center"/>
-            </w:pPr>
-            <w:r>
-              <w:t xml:space="preserve">图 5-1: 基于深度强化学习（Deep RL）的物理场主动感知闭环示意图。智能体（Agent）根据当前重建场的不确定性分布，动态规划下一个最优观测位置（Next-best View），以最小化传感器成本实现对关键物理特征（如激波、剪切层）的自适应捕获。</w:t>
-            </w:r>
-          </w:p>
-        </w:tc>
-      </w:tr>
-    </w:tbl>
+    <w:p>
+      <w:pPr>
+        <w:pStyle w:val="CaptionedFigure"/>
+      </w:pPr>
+      <w:r>
+        <w:drawing>
+          <wp:inline>
+            <wp:extent cx="5753100" cy="4314825"/>
+            <wp:effectExtent b="0" l="0" r="0" t="0"/>
+            <wp:docPr descr="图 5-1: 基于深度强化学习（Deep RL）的物理场主动感知闭环示意图。智能体（Agent）根据当前重建场的不确定性分布，动态规划下一个最优观测位置（Next-best View），以最小化传感器成本实现对关键物理特征（如激波、剪切层）的自适应捕获。" title="" id="28" name="Picture"/>
+            <a:graphic>
+              <a:graphicData uri="http://schemas.openxmlformats.org/drawingml/2006/picture">
+                <pic:pic>
+                  <pic:nvPicPr>
+                    <pic:cNvPr descr="images/fig5-2_active_sensing_rl.png" id="29" name="Picture"/>
+                    <pic:cNvPicPr>
+                      <a:picLocks noChangeArrowheads="1" noChangeAspect="1"/>
+                    </pic:cNvPicPr>
+                  </pic:nvPicPr>
+                  <pic:blipFill>
+                    <a:blip r:embed="rId27"/>
+                    <a:stretch>
+                      <a:fillRect/>
+                    </a:stretch>
+                  </pic:blipFill>
+                  <pic:spPr bwMode="auto">
+                    <a:xfrm>
+                      <a:off x="0" y="0"/>
+                      <a:ext cx="5753100" cy="4314825"/>
+                    </a:xfrm>
+                    <a:prstGeom prst="rect">
+                      <a:avLst/>
+                    </a:prstGeom>
+                    <a:noFill/>
+                    <a:ln w="9525">
+                      <a:noFill/>
+                      <a:headEnd/>
+                      <a:tailEnd/>
+                    </a:ln>
+                  </pic:spPr>
+                </pic:pic>
+              </a:graphicData>
+            </a:graphic>
+          </wp:inline>
+        </w:drawing>
+      </w:r>
+    </w:p>
     <w:p>
       <w:pPr>
         <w:pStyle w:val="ImageCaption"/>
@@ -721,16 +743,20 @@
         <w:t xml:space="preserve">图 5-1: 基于深度强化学习（Deep RL）的物理场主动感知闭环示意图。智能体（Agent）根据当前重建场的不确定性分布，动态规划下一个最优观测位置（Next-best View），以最小化传感器成本实现对关键物理特征（如激波、剪切层）的自适应捕获。</w:t>
       </w:r>
     </w:p>
+    <w:bookmarkEnd w:id="30"/>
+    <w:bookmarkStart w:id="34" w:name="X6f4bba59247a4c1958358b66187c2a0dc2dc3cf"/>
+    <w:p>
+      <w:pPr>
+        <w:pStyle w:val="3"/>
+      </w:pPr>
+      <w:r>
+        <w:t xml:space="preserve">5.3.2 面向 PDE 泛化的物理基础模型 (Foundation Models for PDEs)</w:t>
+      </w:r>
+    </w:p>
     <w:p>
       <w:pPr>
         <w:pStyle w:val="11"/>
       </w:pPr>
-      <w:r>
-        <w:t xml:space="preserve">46→### 5.3.2 面向 PDE 泛化的物理基础模型 (Foundation Models for PDEs)</w:t>
-      </w:r>
-      <w:r>
-        <w:t xml:space="preserve"> </w:t>
-      </w:r>
       <w:r>
         <w:t xml:space="preserve">随着“基础模型（Foundation Model）”范式的兴起，单一物理场景的专用模型正逐渐向多物理场通用模型演进。未来的工作可探索构建</w:t>
       </w:r>
@@ -776,8 +802,63 @@
         <w:t xml:space="preserve">、控制方程参数或边界几何作为“提示词（Prompt）”输入模型，实现对未见物理场景的零样本（Zero-shot）或少样本泛化，彻底解决传统方法“一场景一训练”的成本瓶颈。</w:t>
       </w:r>
     </w:p>
-    <w:bookmarkEnd w:id="27"/>
-    <w:bookmarkStart w:id="28" w:name="可信科学机器学习从贝叶斯到共形预测-trustworthy-sciml"/>
+    <w:p>
+      <w:pPr>
+        <w:pStyle w:val="CaptionedFigure"/>
+      </w:pPr>
+      <w:r>
+        <w:drawing>
+          <wp:inline>
+            <wp:extent cx="5753100" cy="4314825"/>
+            <wp:effectExtent b="0" l="0" r="0" t="0"/>
+            <wp:docPr descr="图 5-2: 面向 PDE 泛化的物理基础模型（Foundation Model）架构示意图。模型在海量异构物理方程数据（如 Navier-Stokes, Maxwell, Schrödinger）上进行预训练，通过上下文学习（In-context Learning）或多模态提示（Multimodal Prompting）机制，将观测算子与边界条件作为提示词，实现对未见物理场景的零样本泛化。" title="" id="32" name="Picture"/>
+            <a:graphic>
+              <a:graphicData uri="http://schemas.openxmlformats.org/drawingml/2006/picture">
+                <pic:pic>
+                  <pic:nvPicPr>
+                    <pic:cNvPr descr="images/fig5-3_foundation_model_pde.png" id="33" name="Picture"/>
+                    <pic:cNvPicPr>
+                      <a:picLocks noChangeArrowheads="1" noChangeAspect="1"/>
+                    </pic:cNvPicPr>
+                  </pic:nvPicPr>
+                  <pic:blipFill>
+                    <a:blip r:embed="rId31"/>
+                    <a:stretch>
+                      <a:fillRect/>
+                    </a:stretch>
+                  </pic:blipFill>
+                  <pic:spPr bwMode="auto">
+                    <a:xfrm>
+                      <a:off x="0" y="0"/>
+                      <a:ext cx="5753100" cy="4314825"/>
+                    </a:xfrm>
+                    <a:prstGeom prst="rect">
+                      <a:avLst/>
+                    </a:prstGeom>
+                    <a:noFill/>
+                    <a:ln w="9525">
+                      <a:noFill/>
+                      <a:headEnd/>
+                      <a:tailEnd/>
+                    </a:ln>
+                  </pic:spPr>
+                </pic:pic>
+              </a:graphicData>
+            </a:graphic>
+          </wp:inline>
+        </w:drawing>
+      </w:r>
+    </w:p>
+    <w:p>
+      <w:pPr>
+        <w:pStyle w:val="ImageCaption"/>
+      </w:pPr>
+      <w:r>
+        <w:t xml:space="preserve">图 5-2: 面向 PDE 泛化的物理基础模型（Foundation Model）架构示意图。模型在海量异构物理方程数据（如 Navier-Stokes, Maxwell, Schrödinger）上进行预训练，通过上下文学习（In-context Learning）或多模态提示（Multimodal Prompting）机制，将观测算子与边界条件作为提示词，实现对未见物理场景的零样本泛化。</w:t>
+      </w:r>
+    </w:p>
+    <w:bookmarkEnd w:id="34"/>
+    <w:bookmarkStart w:id="38" w:name="可信科学机器学习从贝叶斯到共形预测-trustworthy-sciml"/>
     <w:p>
       <w:pPr>
         <w:pStyle w:val="3"/>
@@ -791,7 +872,7 @@
         <w:pStyle w:val="11"/>
       </w:pPr>
       <w:r>
-        <w:t xml:space="preserve">50→现有的不确定性量化主要依赖贝叶斯神经网络（BNN）或深度集合（Deep Ensembles），其置信区间往往未经校准（Uncalibrated），难以满足航空航天等高安全领域的严苛标准。未来的研究应引入</w:t>
+        <w:t xml:space="preserve">现有的不确定性量化主要依赖贝叶斯神经网络（BNN）或深度集合（Deep Ensembles），其置信区间往往未经校准（Uncalibrated），难以满足航空航天等高安全领域的严苛标准。未来的研究应引入</w:t>
       </w:r>
       <w:r>
         <w:rPr>
@@ -804,49 +885,75 @@
         <w:t xml:space="preserve">框架，这是一种无需分布假设的统计推断方法。通过在物理场重建中构建“共形预测集”，可以在有限样本下提供具有严格数学保证的覆盖率（Coverage Guarantee，例如确保 95% 的真值落在预测区间内）。结合物理守恒律（如残差约束），发展“物理信息共形预测（Physics-informed CP）”，将为稀疏观测下的模型部署颁发“安全证书”。</w:t>
       </w:r>
     </w:p>
-    <w:tbl>
-      <w:tblPr>
-        <w:tblStyle w:val="FigureTable"/>
-        <w:tblW w:type="auto" w:w="0"/>
-        <w:tblLook w:firstRow="0" w:lastRow="0" w:firstColumn="0" w:lastColumn="0"/>
-        <w:jc w:val="center"/>
-      </w:tblPr>
-      <w:tblGrid>
-        <w:gridCol w:w="7920"/>
-      </w:tblGrid>
-      <w:tr>
-        <w:tc>
-          <w:tcPr/>
-          <w:p>
-            <w:pPr>
-              <w:pStyle w:val="Compact"/>
-              <w:jc w:val="center"/>
-            </w:pPr>
-            <w:r>
-              <w:t xml:space="preserve">图 5-2: 面向可信科学机器学习的几何神经算子与共形预测架构示意图。左侧展示了定义在非欧几何流形上的神经算子（GNO），具备离散化无关性；右侧展示了物理信息共形预测（Physics-Informed Conformal Prediction）模块，为重建结果提供具有严格覆盖率保证（Coverage Guarantee）的置信区间，确保工程应用的安全可靠性。</w:t>
-            </w:r>
-          </w:p>
-        </w:tc>
-      </w:tr>
-    </w:tbl>
+    <w:p>
+      <w:pPr>
+        <w:pStyle w:val="CaptionedFigure"/>
+      </w:pPr>
+      <w:r>
+        <w:drawing>
+          <wp:inline>
+            <wp:extent cx="5753100" cy="4314825"/>
+            <wp:effectExtent b="0" l="0" r="0" t="0"/>
+            <wp:docPr descr="图 5-3: 面向可信科学机器学习的几何神经算子与共形预测架构示意图。左侧展示了定义在非欧几何流形上的神经算子（GNO），具备离散化无关性；右侧展示了物理信息共形预测（Physics-Informed Conformal Prediction）模块，为重建结果提供具有严格覆盖率保证（Coverage Guarantee）的置信区间，确保工程应用的安全可靠性。" title="" id="36" name="Picture"/>
+            <a:graphic>
+              <a:graphicData uri="http://schemas.openxmlformats.org/drawingml/2006/picture">
+                <pic:pic>
+                  <pic:nvPicPr>
+                    <pic:cNvPr descr="images/fig5-4_trustworthy_geometric_sciml.png" id="37" name="Picture"/>
+                    <pic:cNvPicPr>
+                      <a:picLocks noChangeArrowheads="1" noChangeAspect="1"/>
+                    </pic:cNvPicPr>
+                  </pic:nvPicPr>
+                  <pic:blipFill>
+                    <a:blip r:embed="rId35"/>
+                    <a:stretch>
+                      <a:fillRect/>
+                    </a:stretch>
+                  </pic:blipFill>
+                  <pic:spPr bwMode="auto">
+                    <a:xfrm>
+                      <a:off x="0" y="0"/>
+                      <a:ext cx="5753100" cy="4314825"/>
+                    </a:xfrm>
+                    <a:prstGeom prst="rect">
+                      <a:avLst/>
+                    </a:prstGeom>
+                    <a:noFill/>
+                    <a:ln w="9525">
+                      <a:noFill/>
+                      <a:headEnd/>
+                      <a:tailEnd/>
+                    </a:ln>
+                  </pic:spPr>
+                </pic:pic>
+              </a:graphicData>
+            </a:graphic>
+          </wp:inline>
+        </w:drawing>
+      </w:r>
+    </w:p>
     <w:p>
       <w:pPr>
         <w:pStyle w:val="ImageCaption"/>
       </w:pPr>
       <w:r>
-        <w:t xml:space="preserve">图 5-2: 面向可信科学机器学习的几何神经算子与共形预测架构示意图。左侧展示了定义在非欧几何流形上的神经算子（GNO），具备离散化无关性；右侧展示了物理信息共形预测（Physics-Informed Conformal Prediction）模块，为重建结果提供具有严格覆盖率保证（Coverage Guarantee）的置信区间，确保工程应用的安全可靠性。</w:t>
+        <w:t xml:space="preserve">图 5-3: 面向可信科学机器学习的几何神经算子与共形预测架构示意图。左侧展示了定义在非欧几何流形上的神经算子（GNO），具备离散化无关性；右侧展示了物理信息共形预测（Physics-Informed Conformal Prediction）模块，为重建结果提供具有严格覆盖率保证（Coverage Guarantee）的置信区间，确保工程应用的安全可靠性。</w:t>
+      </w:r>
+    </w:p>
+    <w:bookmarkEnd w:id="38"/>
+    <w:bookmarkStart w:id="39" w:name="非规则网格与几何神经算子-geometric-neural-operators"/>
+    <w:p>
+      <w:pPr>
+        <w:pStyle w:val="3"/>
+      </w:pPr>
+      <w:r>
+        <w:t xml:space="preserve">5.3.4 非规则网格与几何神经算子 (Geometric Neural Operators)</w:t>
       </w:r>
     </w:p>
     <w:p>
       <w:pPr>
         <w:pStyle w:val="11"/>
       </w:pPr>
-      <w:r>
-        <w:t xml:space="preserve">52→### 5.3.4 非规则网格与几何神经算子 (Geometric Neural Operators)</w:t>
-      </w:r>
-      <w:r>
-        <w:t xml:space="preserve"> </w:t>
-      </w:r>
       <w:r>
         <w:t xml:space="preserve">针对工业界普遍存在的复杂几何（如飞行器气动外形），传统的 CNN 架构因受限于欧氏空间网格而失效。未来的核心方向是发展</w:t>
       </w:r>
@@ -871,9 +978,9 @@
         <w:t xml:space="preserve">，即在任意分辨率和非结构化网格上均能保持算子的一致性。结合几何深度学习，设计具有 SE(3) 等变性（Equivariance）的观测算子与重建网络，将显著提升模型在复杂拓扑结构下的几何泛化能力。</w:t>
       </w:r>
     </w:p>
-    <w:bookmarkEnd w:id="28"/>
-    <w:bookmarkEnd w:id="29"/>
-    <w:bookmarkStart w:id="30" w:name="参考文献-references"/>
+    <w:bookmarkEnd w:id="39"/>
+    <w:bookmarkEnd w:id="40"/>
+    <w:bookmarkStart w:id="41" w:name="参考文献-references"/>
     <w:p>
       <w:pPr>
         <w:pStyle w:val="2"/>
@@ -938,8 +1045,8 @@
         <w:t xml:space="preserve">[7] Linka K, Schäfer A, Meng X, et al. Bayesian physics informed neural networks for real-world nonlinear dynamical systems[J]. Computer Methods in Applied Mechanics and Engineering, 2022, 402: 115346.</w:t>
       </w:r>
     </w:p>
-    <w:bookmarkEnd w:id="30"/>
-    <w:bookmarkEnd w:id="31"/>
+    <w:bookmarkEnd w:id="41"/>
+    <w:bookmarkEnd w:id="42"/>
     <w:sectPr>
       <w:headerReference r:id="rId12" w:type="even"/>
       <w:headerReference r:id="rId10" w:type="default"/>
